--- a/lessons/8-4/downloads/reveal/teacher/8.4-prerequisite-practice-answer-key.docx
+++ b/lessons/8-4/downloads/reveal/teacher/8.4-prerequisite-practice-answer-key.docx
@@ -13,7 +13,7 @@
           <w:caps/>
           <w:color w:val="003A70"/>
           <w:spacing w:val="12"/>
-          <w:sz w:val="19"/>
+          <w:sz w:val="22"/>
           <w:szCs w:val="19"/>
         </w:rPr>
         <w:t xml:space="preserve">Lesson 8-4  ·  Prerequisite Practice  ·  Answer Key</w:t>
@@ -21,6 +21,7 @@
     </w:p>
     <w:p>
       <w:pPr>
+        <w:pStyle w:val="Heading1"/>
         <w:spacing w:before="0" w:after="10" w:line="240" w:lineRule="auto"/>
       </w:pPr>
       <w:r>
@@ -45,7 +46,7 @@
         <w:rPr>
           <w:rFonts w:ascii="Avenir Next" w:hAnsi="Avenir Next" w:cs="Avenir Next" w:eastAsia="Avenir Next"/>
           <w:color w:val="5A5F66"/>
-          <w:sz w:val="17"/>
+          <w:sz w:val="22"/>
           <w:szCs w:val="17"/>
         </w:rPr>
         <w:t xml:space="preserve">Teacher use. Each sheet practices two earlier skills the session depends on. Step-frame answers are shown in order.</w:t>
@@ -85,6 +86,7 @@
           </w:tcPr>
           <w:p>
             <w:pPr>
+              <w:pStyle w:val="Heading2"/>
               <w:keepNext/>
               <w:pBdr>
                 <w:bottom w:val="single" w:sz="8" w:space="3" w:color="003A70"/>
@@ -100,7 +102,7 @@
                 <w:b/>
                 <w:color w:val="003A70"/>
                 <w:spacing w:val="14"/>
-                <w:sz w:val="19"/>
+                <w:sz w:val="22"/>
                 <w:szCs w:val="19"/>
               </w:rPr>
               <w:t xml:space="preserve">SESSION 1  ·  PRACTICE A</w:t>
@@ -119,7 +121,7 @@
                 <w:rFonts w:ascii="Avenir Next" w:hAnsi="Avenir Next" w:cs="Avenir Next" w:eastAsia="Avenir Next"/>
                 <w:i/>
                 <w:color w:val="5A5F66"/>
-                <w:sz w:val="17"/>
+                <w:sz w:val="22"/>
                 <w:szCs w:val="17"/>
               </w:rPr>
               <w:t xml:space="preserve">Compare Numbers with Symbols · Use Comparison Words</w:t>
@@ -138,7 +140,7 @@
                 <w:rFonts w:ascii="Avenir Next" w:hAnsi="Avenir Next" w:cs="Avenir Next" w:eastAsia="Avenir Next"/>
                 <w:b/>
                 <w:color w:val="1A1A1A"/>
-                <w:sz w:val="17"/>
+                <w:sz w:val="22"/>
                 <w:szCs w:val="17"/>
               </w:rPr>
               <w:t xml:space="preserve">1.</w:t>
@@ -156,7 +158,7 @@
               <w:rPr>
                 <w:rFonts w:ascii="Avenir Next" w:hAnsi="Avenir Next" w:cs="Avenir Next" w:eastAsia="Avenir Next"/>
                 <w:color w:val="1A1A1A"/>
-                <w:sz w:val="17"/>
+                <w:sz w:val="22"/>
                 <w:szCs w:val="17"/>
               </w:rPr>
               <w:t xml:space="preserve">Step 1: match   Step 2: &lt;   Step 3: &lt;</w:t>
@@ -175,7 +177,7 @@
                 <w:rFonts w:ascii="Avenir Next" w:hAnsi="Avenir Next" w:cs="Avenir Next" w:eastAsia="Avenir Next"/>
                 <w:b/>
                 <w:color w:val="1A1A1A"/>
-                <w:sz w:val="17"/>
+                <w:sz w:val="22"/>
                 <w:szCs w:val="17"/>
               </w:rPr>
               <w:t xml:space="preserve">2.</w:t>
@@ -193,7 +195,7 @@
               <w:rPr>
                 <w:rFonts w:ascii="Avenir Next" w:hAnsi="Avenir Next" w:cs="Avenir Next" w:eastAsia="Avenir Next"/>
                 <w:color w:val="1A1A1A"/>
-                <w:sz w:val="17"/>
+                <w:sz w:val="22"/>
                 <w:szCs w:val="17"/>
               </w:rPr>
               <w:t xml:space="preserve">Step 1: match   Step 2: match   Step 3: =</w:t>
@@ -212,7 +214,7 @@
                 <w:rFonts w:ascii="Avenir Next" w:hAnsi="Avenir Next" w:cs="Avenir Next" w:eastAsia="Avenir Next"/>
                 <w:b/>
                 <w:color w:val="1A1A1A"/>
-                <w:sz w:val="17"/>
+                <w:sz w:val="22"/>
                 <w:szCs w:val="17"/>
               </w:rPr>
               <w:t xml:space="preserve">3.</w:t>
@@ -230,7 +232,7 @@
               <w:rPr>
                 <w:rFonts w:ascii="Avenir Next" w:hAnsi="Avenir Next" w:cs="Avenir Next" w:eastAsia="Avenir Next"/>
                 <w:color w:val="1A1A1A"/>
-                <w:sz w:val="17"/>
+                <w:sz w:val="22"/>
                 <w:szCs w:val="17"/>
               </w:rPr>
               <w:t xml:space="preserve">a. 26 &gt; 20  b. 13 = 13  c. 300 &gt; 299  d. 8.5 &lt; 9  e. 3 &lt; 4  f. 9 = 9</w:t>
@@ -249,7 +251,7 @@
                 <w:rFonts w:ascii="Avenir Next" w:hAnsi="Avenir Next" w:cs="Avenir Next" w:eastAsia="Avenir Next"/>
                 <w:b/>
                 <w:color w:val="1A1A1A"/>
-                <w:sz w:val="17"/>
+                <w:sz w:val="22"/>
                 <w:szCs w:val="17"/>
               </w:rPr>
               <w:t xml:space="preserve">4.</w:t>
@@ -267,7 +269,7 @@
               <w:rPr>
                 <w:rFonts w:ascii="Avenir Next" w:hAnsi="Avenir Next" w:cs="Avenir Next" w:eastAsia="Avenir Next"/>
                 <w:color w:val="1A1A1A"/>
-                <w:sz w:val="17"/>
+                <w:sz w:val="22"/>
                 <w:szCs w:val="17"/>
               </w:rPr>
               <w:t xml:space="preserve">Step 1: fewer   Step 2: less   Step 3: &lt;</w:t>
@@ -286,7 +288,7 @@
                 <w:rFonts w:ascii="Avenir Next" w:hAnsi="Avenir Next" w:cs="Avenir Next" w:eastAsia="Avenir Next"/>
                 <w:b/>
                 <w:color w:val="1A1A1A"/>
-                <w:sz w:val="17"/>
+                <w:sz w:val="22"/>
                 <w:szCs w:val="17"/>
               </w:rPr>
               <w:t xml:space="preserve">5.</w:t>
@@ -304,7 +306,7 @@
               <w:rPr>
                 <w:rFonts w:ascii="Avenir Next" w:hAnsi="Avenir Next" w:cs="Avenir Next" w:eastAsia="Avenir Next"/>
                 <w:color w:val="1A1A1A"/>
-                <w:sz w:val="17"/>
+                <w:sz w:val="22"/>
                 <w:szCs w:val="17"/>
               </w:rPr>
               <w:t xml:space="preserve">Step 1: over   Step 2: greater   Step 3: &gt;</w:t>
@@ -323,7 +325,7 @@
                 <w:rFonts w:ascii="Avenir Next" w:hAnsi="Avenir Next" w:cs="Avenir Next" w:eastAsia="Avenir Next"/>
                 <w:b/>
                 <w:color w:val="1A1A1A"/>
-                <w:sz w:val="17"/>
+                <w:sz w:val="22"/>
                 <w:szCs w:val="17"/>
               </w:rPr>
               <w:t xml:space="preserve">6.</w:t>
@@ -341,7 +343,7 @@
               <w:rPr>
                 <w:rFonts w:ascii="Avenir Next" w:hAnsi="Avenir Next" w:cs="Avenir Next" w:eastAsia="Avenir Next"/>
                 <w:color w:val="1A1A1A"/>
-                <w:sz w:val="17"/>
+                <w:sz w:val="22"/>
                 <w:szCs w:val="17"/>
               </w:rPr>
               <w:t xml:space="preserve">a. 60 &gt; 45  b. 11 &lt; 13  c. 9 &lt; 13  d. 30 &gt; 28  e. 4 &lt; 7  f. 16 &gt; 12</w:t>
@@ -360,7 +362,7 @@
                 <w:rFonts w:ascii="Avenir Next" w:hAnsi="Avenir Next" w:cs="Avenir Next" w:eastAsia="Avenir Next"/>
                 <w:b/>
                 <w:color w:val="1A1A1A"/>
-                <w:sz w:val="17"/>
+                <w:sz w:val="22"/>
                 <w:szCs w:val="17"/>
               </w:rPr>
               <w:t xml:space="preserve">7.</w:t>
@@ -379,7 +381,7 @@
                 <w:rFonts w:ascii="Avenir Next" w:hAnsi="Avenir Next" w:cs="Avenir Next" w:eastAsia="Avenir Next"/>
                 <w:b/>
                 <w:color w:val="1A1A1A"/>
-                <w:sz w:val="17"/>
+                <w:sz w:val="22"/>
                 <w:szCs w:val="17"/>
               </w:rPr>
               <w:t xml:space="preserve">B</w:t>
@@ -388,7 +390,7 @@
               <w:rPr>
                 <w:rFonts w:ascii="Avenir Next" w:hAnsi="Avenir Next" w:cs="Avenir Next" w:eastAsia="Avenir Next"/>
                 <w:color w:val="1A1A1A"/>
-                <w:sz w:val="17"/>
+                <w:sz w:val="22"/>
                 <w:szCs w:val="17"/>
               </w:rPr>
               <w:t xml:space="preserve">  (</w:t>
@@ -398,7 +400,7 @@
                 <w:rFonts w:ascii="Avenir Next" w:hAnsi="Avenir Next" w:cs="Avenir Next" w:eastAsia="Avenir Next"/>
                 <w:i/>
                 <w:color w:val="1A1A1A"/>
-                <w:sz w:val="17"/>
+                <w:sz w:val="22"/>
                 <w:szCs w:val="17"/>
               </w:rPr>
               <w:t xml:space="preserve">p</w:t>
@@ -407,7 +409,7 @@
               <w:rPr>
                 <w:rFonts w:ascii="Avenir Next" w:hAnsi="Avenir Next" w:cs="Avenir Next" w:eastAsia="Avenir Next"/>
                 <w:color w:val="1A1A1A"/>
-                <w:sz w:val="17"/>
+                <w:sz w:val="22"/>
                 <w:szCs w:val="17"/>
               </w:rPr>
               <w:t xml:space="preserve"> &gt; 40)</w:t>
@@ -421,6 +423,7 @@
           </w:tcPr>
           <w:p>
             <w:pPr>
+              <w:pStyle w:val="Heading2"/>
               <w:keepNext/>
               <w:pBdr>
                 <w:bottom w:val="single" w:sz="8" w:space="3" w:color="003A70"/>
@@ -436,7 +439,7 @@
                 <w:b/>
                 <w:color w:val="003A70"/>
                 <w:spacing w:val="14"/>
-                <w:sz w:val="19"/>
+                <w:sz w:val="22"/>
                 <w:szCs w:val="19"/>
               </w:rPr>
               <w:t xml:space="preserve">SESSION 1  ·  PRACTICE B</w:t>
@@ -455,7 +458,7 @@
                 <w:rFonts w:ascii="Avenir Next" w:hAnsi="Avenir Next" w:cs="Avenir Next" w:eastAsia="Avenir Next"/>
                 <w:i/>
                 <w:color w:val="5A5F66"/>
-                <w:sz w:val="17"/>
+                <w:sz w:val="22"/>
                 <w:szCs w:val="17"/>
               </w:rPr>
               <w:t xml:space="preserve">Test Values in Equations · Write Equations for Situations</w:t>
@@ -474,7 +477,7 @@
                 <w:rFonts w:ascii="Avenir Next" w:hAnsi="Avenir Next" w:cs="Avenir Next" w:eastAsia="Avenir Next"/>
                 <w:b/>
                 <w:color w:val="1A1A1A"/>
-                <w:sz w:val="17"/>
+                <w:sz w:val="22"/>
                 <w:szCs w:val="17"/>
               </w:rPr>
               <w:t xml:space="preserve">1.</w:t>
@@ -492,7 +495,7 @@
               <w:rPr>
                 <w:rFonts w:ascii="Avenir Next" w:hAnsi="Avenir Next" w:cs="Avenir Next" w:eastAsia="Avenir Next"/>
                 <w:color w:val="1A1A1A"/>
-                <w:sz w:val="17"/>
+                <w:sz w:val="22"/>
                 <w:szCs w:val="17"/>
               </w:rPr>
               <w:t xml:space="preserve">Step 1: 8   Step 2: 48   Step 3: no</w:t>
@@ -511,7 +514,7 @@
                 <w:rFonts w:ascii="Avenir Next" w:hAnsi="Avenir Next" w:cs="Avenir Next" w:eastAsia="Avenir Next"/>
                 <w:b/>
                 <w:color w:val="1A1A1A"/>
-                <w:sz w:val="17"/>
+                <w:sz w:val="22"/>
                 <w:szCs w:val="17"/>
               </w:rPr>
               <w:t xml:space="preserve">2.</w:t>
@@ -529,7 +532,7 @@
               <w:rPr>
                 <w:rFonts w:ascii="Avenir Next" w:hAnsi="Avenir Next" w:cs="Avenir Next" w:eastAsia="Avenir Next"/>
                 <w:color w:val="1A1A1A"/>
-                <w:sz w:val="17"/>
+                <w:sz w:val="22"/>
                 <w:szCs w:val="17"/>
               </w:rPr>
               <w:t xml:space="preserve">Step 1: 48   Step 2: 12   Step 3: yes</w:t>
@@ -548,7 +551,7 @@
                 <w:rFonts w:ascii="Avenir Next" w:hAnsi="Avenir Next" w:cs="Avenir Next" w:eastAsia="Avenir Next"/>
                 <w:b/>
                 <w:color w:val="1A1A1A"/>
-                <w:sz w:val="17"/>
+                <w:sz w:val="22"/>
                 <w:szCs w:val="17"/>
               </w:rPr>
               <w:t xml:space="preserve">3.</w:t>
@@ -566,7 +569,7 @@
               <w:rPr>
                 <w:rFonts w:ascii="Avenir Next" w:hAnsi="Avenir Next" w:cs="Avenir Next" w:eastAsia="Avenir Next"/>
                 <w:color w:val="1A1A1A"/>
-                <w:sz w:val="17"/>
+                <w:sz w:val="22"/>
                 <w:szCs w:val="17"/>
               </w:rPr>
               <w:t xml:space="preserve">a. yes  b. yes  c. no  d. yes  e. yes  f. no</w:t>
@@ -585,7 +588,7 @@
                 <w:rFonts w:ascii="Avenir Next" w:hAnsi="Avenir Next" w:cs="Avenir Next" w:eastAsia="Avenir Next"/>
                 <w:b/>
                 <w:color w:val="1A1A1A"/>
-                <w:sz w:val="17"/>
+                <w:sz w:val="22"/>
                 <w:szCs w:val="17"/>
               </w:rPr>
               <w:t xml:space="preserve">4.</w:t>
@@ -603,7 +606,7 @@
               <w:rPr>
                 <w:rFonts w:ascii="Avenir Next" w:hAnsi="Avenir Next" w:cs="Avenir Next" w:eastAsia="Avenir Next"/>
                 <w:color w:val="1A1A1A"/>
-                <w:sz w:val="17"/>
+                <w:sz w:val="22"/>
                 <w:szCs w:val="17"/>
               </w:rPr>
               <w:t xml:space="preserve">Step 1: s   Step 2: 4   Step 3: s + 4 = 30</w:t>
@@ -622,7 +625,7 @@
                 <w:rFonts w:ascii="Avenir Next" w:hAnsi="Avenir Next" w:cs="Avenir Next" w:eastAsia="Avenir Next"/>
                 <w:b/>
                 <w:color w:val="1A1A1A"/>
-                <w:sz w:val="17"/>
+                <w:sz w:val="22"/>
                 <w:szCs w:val="17"/>
               </w:rPr>
               <w:t xml:space="preserve">5.</w:t>
@@ -640,7 +643,7 @@
               <w:rPr>
                 <w:rFonts w:ascii="Avenir Next" w:hAnsi="Avenir Next" w:cs="Avenir Next" w:eastAsia="Avenir Next"/>
                 <w:color w:val="1A1A1A"/>
-                <w:sz w:val="17"/>
+                <w:sz w:val="22"/>
                 <w:szCs w:val="17"/>
               </w:rPr>
               <w:t xml:space="preserve">Step 1: p   Step 2: p   Step 3: 8p = 96</w:t>
@@ -659,7 +662,7 @@
                 <w:rFonts w:ascii="Avenir Next" w:hAnsi="Avenir Next" w:cs="Avenir Next" w:eastAsia="Avenir Next"/>
                 <w:b/>
                 <w:color w:val="1A1A1A"/>
-                <w:sz w:val="17"/>
+                <w:sz w:val="22"/>
                 <w:szCs w:val="17"/>
               </w:rPr>
               <w:t xml:space="preserve">6.</w:t>
@@ -677,7 +680,7 @@
               <w:rPr>
                 <w:rFonts w:ascii="Avenir Next" w:hAnsi="Avenir Next" w:cs="Avenir Next" w:eastAsia="Avenir Next"/>
                 <w:color w:val="1A1A1A"/>
-                <w:sz w:val="17"/>
+                <w:sz w:val="22"/>
                 <w:szCs w:val="17"/>
               </w:rPr>
               <w:t xml:space="preserve">a. n + 12 = 30  b. 5n = 45  c. n − 7 = 20  d. n ÷ 3 = 6</w:t>
@@ -696,7 +699,7 @@
                 <w:rFonts w:ascii="Avenir Next" w:hAnsi="Avenir Next" w:cs="Avenir Next" w:eastAsia="Avenir Next"/>
                 <w:b/>
                 <w:color w:val="1A1A1A"/>
-                <w:sz w:val="17"/>
+                <w:sz w:val="22"/>
                 <w:szCs w:val="17"/>
               </w:rPr>
               <w:t xml:space="preserve">7.</w:t>
@@ -715,7 +718,7 @@
                 <w:rFonts w:ascii="Avenir Next" w:hAnsi="Avenir Next" w:cs="Avenir Next" w:eastAsia="Avenir Next"/>
                 <w:b/>
                 <w:color w:val="1A1A1A"/>
-                <w:sz w:val="17"/>
+                <w:sz w:val="22"/>
                 <w:szCs w:val="17"/>
               </w:rPr>
               <w:t xml:space="preserve">A</w:t>
@@ -724,7 +727,7 @@
               <w:rPr>
                 <w:rFonts w:ascii="Avenir Next" w:hAnsi="Avenir Next" w:cs="Avenir Next" w:eastAsia="Avenir Next"/>
                 <w:color w:val="1A1A1A"/>
-                <w:sz w:val="17"/>
+                <w:sz w:val="22"/>
                 <w:szCs w:val="17"/>
               </w:rPr>
               <w:t xml:space="preserve">  (</w:t>
@@ -734,7 +737,7 @@
                 <w:rFonts w:ascii="Avenir Next" w:hAnsi="Avenir Next" w:cs="Avenir Next" w:eastAsia="Avenir Next"/>
                 <w:i/>
                 <w:color w:val="1A1A1A"/>
-                <w:sz w:val="17"/>
+                <w:sz w:val="22"/>
                 <w:szCs w:val="17"/>
               </w:rPr>
               <w:t xml:space="preserve">t</w:t>
@@ -743,7 +746,7 @@
               <w:rPr>
                 <w:rFonts w:ascii="Avenir Next" w:hAnsi="Avenir Next" w:cs="Avenir Next" w:eastAsia="Avenir Next"/>
                 <w:color w:val="1A1A1A"/>
-                <w:sz w:val="17"/>
+                <w:sz w:val="22"/>
                 <w:szCs w:val="17"/>
               </w:rPr>
               <w:t xml:space="preserve"> + 20 = 150)</w:t>
@@ -791,6 +794,7 @@
           </w:tcPr>
           <w:p>
             <w:pPr>
+              <w:pStyle w:val="Heading2"/>
               <w:keepNext/>
               <w:pBdr>
                 <w:bottom w:val="single" w:sz="8" w:space="3" w:color="003A70"/>
@@ -806,7 +810,7 @@
                 <w:b/>
                 <w:color w:val="003A70"/>
                 <w:spacing w:val="14"/>
-                <w:sz w:val="19"/>
+                <w:sz w:val="22"/>
                 <w:szCs w:val="19"/>
               </w:rPr>
               <w:t xml:space="preserve">SESSION 2  ·  PRACTICE A</w:t>
@@ -825,7 +829,7 @@
                 <w:rFonts w:ascii="Avenir Next" w:hAnsi="Avenir Next" w:cs="Avenir Next" w:eastAsia="Avenir Next"/>
                 <w:i/>
                 <w:color w:val="5A5F66"/>
-                <w:sz w:val="17"/>
+                <w:sz w:val="22"/>
                 <w:szCs w:val="17"/>
               </w:rPr>
               <w:t xml:space="preserve">Read Number Line Scales · Test Numbers Against a Limit</w:t>
@@ -844,7 +848,7 @@
                 <w:rFonts w:ascii="Avenir Next" w:hAnsi="Avenir Next" w:cs="Avenir Next" w:eastAsia="Avenir Next"/>
                 <w:b/>
                 <w:color w:val="1A1A1A"/>
-                <w:sz w:val="17"/>
+                <w:sz w:val="22"/>
                 <w:szCs w:val="17"/>
               </w:rPr>
               <w:t xml:space="preserve">1.</w:t>
@@ -862,7 +866,7 @@
               <w:rPr>
                 <w:rFonts w:ascii="Avenir Next" w:hAnsi="Avenir Next" w:cs="Avenir Next" w:eastAsia="Avenir Next"/>
                 <w:color w:val="1A1A1A"/>
-                <w:sz w:val="17"/>
+                <w:sz w:val="22"/>
                 <w:szCs w:val="17"/>
               </w:rPr>
               <w:t xml:space="preserve">Step 1: 20, 4   Step 2: 5   Step 3: 85</w:t>
@@ -881,7 +885,7 @@
                 <w:rFonts w:ascii="Avenir Next" w:hAnsi="Avenir Next" w:cs="Avenir Next" w:eastAsia="Avenir Next"/>
                 <w:b/>
                 <w:color w:val="1A1A1A"/>
-                <w:sz w:val="17"/>
+                <w:sz w:val="22"/>
                 <w:szCs w:val="17"/>
               </w:rPr>
               <w:t xml:space="preserve">2.</w:t>
@@ -899,7 +903,7 @@
               <w:rPr>
                 <w:rFonts w:ascii="Avenir Next" w:hAnsi="Avenir Next" w:cs="Avenir Next" w:eastAsia="Avenir Next"/>
                 <w:color w:val="1A1A1A"/>
-                <w:sz w:val="17"/>
+                <w:sz w:val="22"/>
                 <w:szCs w:val="17"/>
               </w:rPr>
               <w:t xml:space="preserve">Step 1: 50   Step 2: 10   Step 3: 30</w:t>
@@ -918,7 +922,7 @@
                 <w:rFonts w:ascii="Avenir Next" w:hAnsi="Avenir Next" w:cs="Avenir Next" w:eastAsia="Avenir Next"/>
                 <w:b/>
                 <w:color w:val="1A1A1A"/>
-                <w:sz w:val="17"/>
+                <w:sz w:val="22"/>
                 <w:szCs w:val="17"/>
               </w:rPr>
               <w:t xml:space="preserve">3.</w:t>
@@ -936,7 +940,7 @@
               <w:rPr>
                 <w:rFonts w:ascii="Avenir Next" w:hAnsi="Avenir Next" w:cs="Avenir Next" w:eastAsia="Avenir Next"/>
                 <w:color w:val="1A1A1A"/>
-                <w:sz w:val="17"/>
+                <w:sz w:val="22"/>
                 <w:szCs w:val="17"/>
               </w:rPr>
               <w:t xml:space="preserve">a. 10  b. 10  c. 1  d. 2  e. 1  f. 25</w:t>
@@ -955,7 +959,7 @@
                 <w:rFonts w:ascii="Avenir Next" w:hAnsi="Avenir Next" w:cs="Avenir Next" w:eastAsia="Avenir Next"/>
                 <w:b/>
                 <w:color w:val="1A1A1A"/>
-                <w:sz w:val="17"/>
+                <w:sz w:val="22"/>
                 <w:szCs w:val="17"/>
               </w:rPr>
               <w:t xml:space="preserve">4.</w:t>
@@ -973,7 +977,7 @@
               <w:rPr>
                 <w:rFonts w:ascii="Avenir Next" w:hAnsi="Avenir Next" w:cs="Avenir Next" w:eastAsia="Avenir Next"/>
                 <w:color w:val="1A1A1A"/>
-                <w:sz w:val="17"/>
+                <w:sz w:val="22"/>
                 <w:szCs w:val="17"/>
               </w:rPr>
               <w:t xml:space="preserve">Step 1: less   Step 2: &lt;   Step 3: yes</w:t>
@@ -992,7 +996,7 @@
                 <w:rFonts w:ascii="Avenir Next" w:hAnsi="Avenir Next" w:cs="Avenir Next" w:eastAsia="Avenir Next"/>
                 <w:b/>
                 <w:color w:val="1A1A1A"/>
-                <w:sz w:val="17"/>
+                <w:sz w:val="22"/>
                 <w:szCs w:val="17"/>
               </w:rPr>
               <w:t xml:space="preserve">5.</w:t>
@@ -1010,7 +1014,7 @@
               <w:rPr>
                 <w:rFonts w:ascii="Avenir Next" w:hAnsi="Avenir Next" w:cs="Avenir Next" w:eastAsia="Avenir Next"/>
                 <w:color w:val="1A1A1A"/>
-                <w:sz w:val="17"/>
+                <w:sz w:val="22"/>
                 <w:szCs w:val="17"/>
               </w:rPr>
               <w:t xml:space="preserve">Step 1: greater   Step 2: =   Step 3: no</w:t>
@@ -1029,7 +1033,7 @@
                 <w:rFonts w:ascii="Avenir Next" w:hAnsi="Avenir Next" w:cs="Avenir Next" w:eastAsia="Avenir Next"/>
                 <w:b/>
                 <w:color w:val="1A1A1A"/>
-                <w:sz w:val="17"/>
+                <w:sz w:val="22"/>
                 <w:szCs w:val="17"/>
               </w:rPr>
               <w:t xml:space="preserve">6.</w:t>
@@ -1047,7 +1051,7 @@
               <w:rPr>
                 <w:rFonts w:ascii="Avenir Next" w:hAnsi="Avenir Next" w:cs="Avenir Next" w:eastAsia="Avenir Next"/>
                 <w:color w:val="1A1A1A"/>
-                <w:sz w:val="17"/>
+                <w:sz w:val="22"/>
                 <w:szCs w:val="17"/>
               </w:rPr>
               <w:t xml:space="preserve">a. yes  b. no  c. yes  d. no  e. yes  f. no</w:t>
@@ -1066,7 +1070,7 @@
                 <w:rFonts w:ascii="Avenir Next" w:hAnsi="Avenir Next" w:cs="Avenir Next" w:eastAsia="Avenir Next"/>
                 <w:b/>
                 <w:color w:val="1A1A1A"/>
-                <w:sz w:val="17"/>
+                <w:sz w:val="22"/>
                 <w:szCs w:val="17"/>
               </w:rPr>
               <w:t xml:space="preserve">7.</w:t>
@@ -1085,7 +1089,7 @@
                 <w:rFonts w:ascii="Avenir Next" w:hAnsi="Avenir Next" w:cs="Avenir Next" w:eastAsia="Avenir Next"/>
                 <w:b/>
                 <w:color w:val="1A1A1A"/>
-                <w:sz w:val="17"/>
+                <w:sz w:val="22"/>
                 <w:szCs w:val="17"/>
               </w:rPr>
               <w:t xml:space="preserve">C</w:t>
@@ -1094,7 +1098,7 @@
               <w:rPr>
                 <w:rFonts w:ascii="Avenir Next" w:hAnsi="Avenir Next" w:cs="Avenir Next" w:eastAsia="Avenir Next"/>
                 <w:color w:val="1A1A1A"/>
-                <w:sz w:val="17"/>
+                <w:sz w:val="22"/>
                 <w:szCs w:val="17"/>
               </w:rPr>
               <w:t xml:space="preserve">  (7)</w:t>
@@ -1108,6 +1112,7 @@
           </w:tcPr>
           <w:p>
             <w:pPr>
+              <w:pStyle w:val="Heading2"/>
               <w:keepNext/>
               <w:pBdr>
                 <w:bottom w:val="single" w:sz="8" w:space="3" w:color="003A70"/>
@@ -1123,7 +1128,7 @@
                 <w:b/>
                 <w:color w:val="003A70"/>
                 <w:spacing w:val="14"/>
-                <w:sz w:val="19"/>
+                <w:sz w:val="22"/>
                 <w:szCs w:val="19"/>
               </w:rPr>
               <w:t xml:space="preserve">SESSION 2  ·  PRACTICE B</w:t>
@@ -1142,7 +1147,7 @@
                 <w:rFonts w:ascii="Avenir Next" w:hAnsi="Avenir Next" w:cs="Avenir Next" w:eastAsia="Avenir Next"/>
                 <w:i/>
                 <w:color w:val="5A5F66"/>
-                <w:sz w:val="17"/>
+                <w:sz w:val="22"/>
                 <w:szCs w:val="17"/>
               </w:rPr>
               <w:t xml:space="preserve">Compare Integers · Write Inequalities for Constraints</w:t>
@@ -1161,7 +1166,7 @@
                 <w:rFonts w:ascii="Avenir Next" w:hAnsi="Avenir Next" w:cs="Avenir Next" w:eastAsia="Avenir Next"/>
                 <w:b/>
                 <w:color w:val="1A1A1A"/>
-                <w:sz w:val="17"/>
+                <w:sz w:val="22"/>
                 <w:szCs w:val="17"/>
               </w:rPr>
               <w:t xml:space="preserve">1.</w:t>
@@ -1179,7 +1184,7 @@
               <w:rPr>
                 <w:rFonts w:ascii="Avenir Next" w:hAnsi="Avenir Next" w:cs="Avenir Next" w:eastAsia="Avenir Next"/>
                 <w:color w:val="1A1A1A"/>
-                <w:sz w:val="17"/>
+                <w:sz w:val="22"/>
                 <w:szCs w:val="17"/>
               </w:rPr>
               <w:t xml:space="preserve">Step 1: −1   Step 2: −1   Step 3: &gt;</w:t>
@@ -1198,7 +1203,7 @@
                 <w:rFonts w:ascii="Avenir Next" w:hAnsi="Avenir Next" w:cs="Avenir Next" w:eastAsia="Avenir Next"/>
                 <w:b/>
                 <w:color w:val="1A1A1A"/>
-                <w:sz w:val="17"/>
+                <w:sz w:val="22"/>
                 <w:szCs w:val="17"/>
               </w:rPr>
               <w:t xml:space="preserve">2.</w:t>
@@ -1216,7 +1221,7 @@
               <w:rPr>
                 <w:rFonts w:ascii="Avenir Next" w:hAnsi="Avenir Next" w:cs="Avenir Next" w:eastAsia="Avenir Next"/>
                 <w:color w:val="1A1A1A"/>
-                <w:sz w:val="17"/>
+                <w:sz w:val="22"/>
                 <w:szCs w:val="17"/>
               </w:rPr>
               <w:t xml:space="preserve">Step 1: −3   Step 2: 0   Step 3: &gt;</w:t>
@@ -1235,7 +1240,7 @@
                 <w:rFonts w:ascii="Avenir Next" w:hAnsi="Avenir Next" w:cs="Avenir Next" w:eastAsia="Avenir Next"/>
                 <w:b/>
                 <w:color w:val="1A1A1A"/>
-                <w:sz w:val="17"/>
+                <w:sz w:val="22"/>
                 <w:szCs w:val="17"/>
               </w:rPr>
               <w:t xml:space="preserve">3.</w:t>
@@ -1253,7 +1258,7 @@
               <w:rPr>
                 <w:rFonts w:ascii="Avenir Next" w:hAnsi="Avenir Next" w:cs="Avenir Next" w:eastAsia="Avenir Next"/>
                 <w:color w:val="1A1A1A"/>
-                <w:sz w:val="17"/>
+                <w:sz w:val="22"/>
                 <w:szCs w:val="17"/>
               </w:rPr>
               <w:t xml:space="preserve">a. −4 &lt; 2  b. −1 &gt; −5  c. −8 &lt; −6  d. −7 &lt; 0  e. −12 &lt; −8  f. −2 &gt; −9</w:t>
@@ -1272,7 +1277,7 @@
                 <w:rFonts w:ascii="Avenir Next" w:hAnsi="Avenir Next" w:cs="Avenir Next" w:eastAsia="Avenir Next"/>
                 <w:b/>
                 <w:color w:val="1A1A1A"/>
-                <w:sz w:val="17"/>
+                <w:sz w:val="22"/>
                 <w:szCs w:val="17"/>
               </w:rPr>
               <w:t xml:space="preserve">4.</w:t>
@@ -1290,7 +1295,7 @@
               <w:rPr>
                 <w:rFonts w:ascii="Avenir Next" w:hAnsi="Avenir Next" w:cs="Avenir Next" w:eastAsia="Avenir Next"/>
                 <w:color w:val="1A1A1A"/>
-                <w:sz w:val="17"/>
+                <w:sz w:val="22"/>
                 <w:szCs w:val="17"/>
               </w:rPr>
               <w:t xml:space="preserve">Step 1: 23   Step 2: ≤   Step 3: w ≤ 23</w:t>
@@ -1309,7 +1314,7 @@
                 <w:rFonts w:ascii="Avenir Next" w:hAnsi="Avenir Next" w:cs="Avenir Next" w:eastAsia="Avenir Next"/>
                 <w:b/>
                 <w:color w:val="1A1A1A"/>
-                <w:sz w:val="17"/>
+                <w:sz w:val="22"/>
                 <w:szCs w:val="17"/>
               </w:rPr>
               <w:t xml:space="preserve">5.</w:t>
@@ -1327,7 +1332,7 @@
               <w:rPr>
                 <w:rFonts w:ascii="Avenir Next" w:hAnsi="Avenir Next" w:cs="Avenir Next" w:eastAsia="Avenir Next"/>
                 <w:color w:val="1A1A1A"/>
-                <w:sz w:val="17"/>
+                <w:sz w:val="22"/>
                 <w:szCs w:val="17"/>
               </w:rPr>
               <w:t xml:space="preserve">Step 1: more than   Step 2: &gt;   Step 3: p &gt; 20</w:t>
@@ -1346,7 +1351,7 @@
                 <w:rFonts w:ascii="Avenir Next" w:hAnsi="Avenir Next" w:cs="Avenir Next" w:eastAsia="Avenir Next"/>
                 <w:b/>
                 <w:color w:val="1A1A1A"/>
-                <w:sz w:val="17"/>
+                <w:sz w:val="22"/>
                 <w:szCs w:val="17"/>
               </w:rPr>
               <w:t xml:space="preserve">6.</w:t>
@@ -1364,7 +1369,7 @@
               <w:rPr>
                 <w:rFonts w:ascii="Avenir Next" w:hAnsi="Avenir Next" w:cs="Avenir Next" w:eastAsia="Avenir Next"/>
                 <w:color w:val="1A1A1A"/>
-                <w:sz w:val="17"/>
+                <w:sz w:val="22"/>
                 <w:szCs w:val="17"/>
               </w:rPr>
               <w:t xml:space="preserve">a. x &gt; 12  b. x ≤ 30  c. x ≥ 5  d. x &lt; 9  e. x &lt; 22  f. x ≤ 40</w:t>
@@ -1383,7 +1388,7 @@
                 <w:rFonts w:ascii="Avenir Next" w:hAnsi="Avenir Next" w:cs="Avenir Next" w:eastAsia="Avenir Next"/>
                 <w:b/>
                 <w:color w:val="1A1A1A"/>
-                <w:sz w:val="17"/>
+                <w:sz w:val="22"/>
                 <w:szCs w:val="17"/>
               </w:rPr>
               <w:t xml:space="preserve">7.</w:t>
@@ -1402,7 +1407,7 @@
                 <w:rFonts w:ascii="Avenir Next" w:hAnsi="Avenir Next" w:cs="Avenir Next" w:eastAsia="Avenir Next"/>
                 <w:b/>
                 <w:color w:val="1A1A1A"/>
-                <w:sz w:val="17"/>
+                <w:sz w:val="22"/>
                 <w:szCs w:val="17"/>
               </w:rPr>
               <w:t xml:space="preserve">C</w:t>
@@ -1411,7 +1416,7 @@
               <w:rPr>
                 <w:rFonts w:ascii="Avenir Next" w:hAnsi="Avenir Next" w:cs="Avenir Next" w:eastAsia="Avenir Next"/>
                 <w:color w:val="1A1A1A"/>
-                <w:sz w:val="17"/>
+                <w:sz w:val="22"/>
                 <w:szCs w:val="17"/>
               </w:rPr>
               <w:t xml:space="preserve">  (</w:t>
@@ -1421,7 +1426,7 @@
                 <w:rFonts w:ascii="Avenir Next" w:hAnsi="Avenir Next" w:cs="Avenir Next" w:eastAsia="Avenir Next"/>
                 <w:i/>
                 <w:color w:val="1A1A1A"/>
-                <w:sz w:val="17"/>
+                <w:sz w:val="22"/>
                 <w:szCs w:val="17"/>
               </w:rPr>
               <w:t xml:space="preserve">p</w:t>
@@ -1430,7 +1435,7 @@
               <w:rPr>
                 <w:rFonts w:ascii="Avenir Next" w:hAnsi="Avenir Next" w:cs="Avenir Next" w:eastAsia="Avenir Next"/>
                 <w:color w:val="1A1A1A"/>
-                <w:sz w:val="17"/>
+                <w:sz w:val="22"/>
                 <w:szCs w:val="17"/>
               </w:rPr>
               <w:t xml:space="preserve"> ≤ 8)</w:t>
@@ -1527,7 +1532,106 @@
               <w:sz w:val="15"/>
               <w:szCs w:val="15"/>
             </w:rPr>
-            <w:t xml:space="preserve">Lesson 8-4  ·  Prerequisite Practice  ·  Answer Key</w:t>
+            <w:t xml:space="preserve">8-4 · Page </w:t>
+          </w:r>
+          <w:r>
+            <w:rPr>
+              <w:rFonts w:ascii="Avenir Next" w:hAnsi="Avenir Next" w:cs="Avenir Next" w:eastAsia="Avenir Next"/>
+              <w:color w:val="5A5F66"/>
+              <w:sz w:val="15"/>
+              <w:szCs w:val="15"/>
+            </w:rPr>
+            <w:fldChar w:fldCharType="begin"/>
+          </w:r>
+          <w:r>
+            <w:rPr>
+              <w:rFonts w:ascii="Avenir Next" w:hAnsi="Avenir Next" w:cs="Avenir Next" w:eastAsia="Avenir Next"/>
+              <w:color w:val="5A5F66"/>
+              <w:sz w:val="15"/>
+              <w:szCs w:val="15"/>
+            </w:rPr>
+            <w:instrText xml:space="preserve"> PAGE </w:instrText>
+          </w:r>
+          <w:r>
+            <w:rPr>
+              <w:rFonts w:ascii="Avenir Next" w:hAnsi="Avenir Next" w:cs="Avenir Next" w:eastAsia="Avenir Next"/>
+              <w:color w:val="5A5F66"/>
+              <w:sz w:val="15"/>
+              <w:szCs w:val="15"/>
+            </w:rPr>
+            <w:fldChar w:fldCharType="separate"/>
+          </w:r>
+          <w:r>
+            <w:rPr>
+              <w:rFonts w:ascii="Avenir Next" w:hAnsi="Avenir Next" w:cs="Avenir Next" w:eastAsia="Avenir Next"/>
+              <w:color w:val="5A5F66"/>
+              <w:sz w:val="15"/>
+              <w:szCs w:val="15"/>
+            </w:rPr>
+            <w:t xml:space="preserve">1</w:t>
+          </w:r>
+          <w:r>
+            <w:rPr>
+              <w:rFonts w:ascii="Avenir Next" w:hAnsi="Avenir Next" w:cs="Avenir Next" w:eastAsia="Avenir Next"/>
+              <w:color w:val="5A5F66"/>
+              <w:sz w:val="15"/>
+              <w:szCs w:val="15"/>
+            </w:rPr>
+            <w:fldChar w:fldCharType="end"/>
+          </w:r>
+          <w:r>
+            <w:rPr>
+              <w:rFonts w:ascii="Avenir Next" w:hAnsi="Avenir Next" w:cs="Avenir Next" w:eastAsia="Avenir Next"/>
+              <w:color w:val="5A5F66"/>
+              <w:sz w:val="15"/>
+              <w:szCs w:val="15"/>
+            </w:rPr>
+            <w:t xml:space="preserve"> of </w:t>
+          </w:r>
+          <w:r>
+            <w:rPr>
+              <w:rFonts w:ascii="Avenir Next" w:hAnsi="Avenir Next" w:cs="Avenir Next" w:eastAsia="Avenir Next"/>
+              <w:color w:val="5A5F66"/>
+              <w:sz w:val="15"/>
+              <w:szCs w:val="15"/>
+            </w:rPr>
+            <w:fldChar w:fldCharType="begin"/>
+          </w:r>
+          <w:r>
+            <w:rPr>
+              <w:rFonts w:ascii="Avenir Next" w:hAnsi="Avenir Next" w:cs="Avenir Next" w:eastAsia="Avenir Next"/>
+              <w:color w:val="5A5F66"/>
+              <w:sz w:val="15"/>
+              <w:szCs w:val="15"/>
+            </w:rPr>
+            <w:instrText xml:space="preserve"> NUMPAGES </w:instrText>
+          </w:r>
+          <w:r>
+            <w:rPr>
+              <w:rFonts w:ascii="Avenir Next" w:hAnsi="Avenir Next" w:cs="Avenir Next" w:eastAsia="Avenir Next"/>
+              <w:color w:val="5A5F66"/>
+              <w:sz w:val="15"/>
+              <w:szCs w:val="15"/>
+            </w:rPr>
+            <w:fldChar w:fldCharType="separate"/>
+          </w:r>
+          <w:r>
+            <w:rPr>
+              <w:rFonts w:ascii="Avenir Next" w:hAnsi="Avenir Next" w:cs="Avenir Next" w:eastAsia="Avenir Next"/>
+              <w:color w:val="5A5F66"/>
+              <w:sz w:val="15"/>
+              <w:szCs w:val="15"/>
+            </w:rPr>
+            <w:t xml:space="preserve">1</w:t>
+          </w:r>
+          <w:r>
+            <w:rPr>
+              <w:rFonts w:ascii="Avenir Next" w:hAnsi="Avenir Next" w:cs="Avenir Next" w:eastAsia="Avenir Next"/>
+              <w:color w:val="5A5F66"/>
+              <w:sz w:val="15"/>
+              <w:szCs w:val="15"/>
+            </w:rPr>
+            <w:fldChar w:fldCharType="end"/>
           </w:r>
         </w:p>
       </w:tc>
@@ -1570,5 +1674,23 @@
       </w:tblCellMar>
     </w:tblPr>
   </w:style>
+  <w:style w:type="paragraph" w:styleId="Heading1">
+    <w:name w:val="heading 1"/>
+    <w:basedOn w:val="Normal"/>
+    <w:pPr>
+      <w:outlineLvl w:val="0"/>
+      <w:keepNext w:val="0"/>
+      <w:keepLines w:val="0"/>
+    </w:pPr>
+  </w:style>
+  <w:style w:type="paragraph" w:styleId="Heading2">
+    <w:name w:val="heading 2"/>
+    <w:basedOn w:val="Normal"/>
+    <w:pPr>
+      <w:outlineLvl w:val="1"/>
+      <w:keepNext w:val="0"/>
+      <w:keepLines w:val="0"/>
+    </w:pPr>
+  </w:style>
 </w:styles>
 </file>